--- a/docs-forms/07_수신확인서.docx
+++ b/docs-forms/07_수신확인서.docx
@@ -808,7 +808,7 @@
           <w:color w:val="444444"/>
           <w:sz w:val="17"/>
         </w:rPr>
-        <w:t>사업자등록번호 496-16-02952 | 통신판매업 신고 제2026-부산해운대-1252호 | 관광사업 등록 제2026-000003호</w:t>
+        <w:t>사업자등록번호 496-16-02952 | 통신판매업 신고 제2026-부산해운대-1252호</w:t>
         <w:br/>
       </w:r>
       <w:r>

--- a/docs-forms/07_수신확인서.docx
+++ b/docs-forms/07_수신확인서.docx
@@ -18,6 +18,59 @@
       </w:pPr>
       <w:r>
         <w:t>07. 서류 수신확인서</w:t>
+      </w:r>
+    </w:p>
+    <w:p>
+      <w:pPr>
+        <w:pStyle w:val="Heading2"/>
+      </w:pPr>
+      <w:r>
+        <w:t>실무 5대 수칙 (담당자 준수사항)</w:t>
+      </w:r>
+    </w:p>
+    <w:p>
+      <w:pPr>
+        <w:pStyle w:val="ListBullet"/>
+      </w:pPr>
+      <w:r>
+        <w:t>(1) PC 비밀번호·백신을 최신으로 유지합니다 (개인정보보호법 제29조 안전조치의무, 위반 시 5천만원 이하 과태료).</w:t>
+      </w:r>
+    </w:p>
+    <w:p>
+      <w:pPr>
+        <w:pStyle w:val="ListBullet"/>
+      </w:pPr>
+      <w:r>
+        <w:t>(2) 카드번호·CVC를 카톡·종이에 남기지 않고 즉시 파기하며, PG 승인번호만 보관합니다 (여신전문금융업법 제70조, 위반 시 7년 이하 징역 또는 5천만원 이하 벌금, CVC 저장은 절대 금지).</w:t>
+      </w:r>
+    </w:p>
+    <w:p>
+      <w:pPr>
+        <w:pStyle w:val="ListBullet"/>
+      </w:pPr>
+      <w:r>
+        <w:t>(3) 여권사본을 폰 갤러리에 두지 말고 암호폴더에 보관하며, 예약 완료 후 즉시 삭제합니다 (고유식별정보는 별도 동의+암호화, 개인정보보호법 제71조 위반 시 5년 이하 징역 또는 5천만원 이하 벌금).</w:t>
+      </w:r>
+    </w:p>
+    <w:p>
+      <w:pPr>
+        <w:pStyle w:val="ListBullet"/>
+      </w:pPr>
+      <w:r>
+        <w:t>(4) 결제 전에 여행약관 동의와 제3자 제공 동의를 별도 체크박스로 분리해 받습니다 (미동의 상태로 처리 시 형사처벌 대상이 될 수 있습니다).</w:t>
+      </w:r>
+    </w:p>
+    <w:p>
+      <w:pPr>
+        <w:pStyle w:val="ListBullet"/>
+      </w:pPr>
+      <w:r>
+        <w:t>(5) 마케팅 문자는 별도 동의한 고객에게만 보내며, 매건 (광고) 표기와 수신거부 안내를 넣고 21시~8시에는 발송하지 않습니다 (정보통신망법, 위반 시 3천만원 이하 과태료).</w:t>
+      </w:r>
+    </w:p>
+    <w:p>
+      <w:r>
+        <w:br w:type="page"/>
       </w:r>
     </w:p>
     <w:p>

--- a/docs-forms/07_수신확인서.docx
+++ b/docs-forms/07_수신확인서.docx
@@ -642,6 +642,36 @@
           </w:p>
         </w:tc>
       </w:tr>
+      <w:tr>
+        <w:tc>
+          <w:tcPr>
+            <w:tcW w:type="dxa" w:w="4986"/>
+          </w:tcPr>
+          <w:p>
+            <w:r/>
+            <w:r>
+              <w:rPr>
+                <w:sz w:val="18"/>
+              </w:rPr>
+              <w:t>법정 보관기간 안내 수령 (표시·광고 6개월 / 계약·청약철회 5년 / 대금결제·공급 5년 / 불만·분쟁 3년)</w:t>
+            </w:r>
+          </w:p>
+        </w:tc>
+        <w:tc>
+          <w:tcPr>
+            <w:tcW w:type="dxa" w:w="4986"/>
+          </w:tcPr>
+          <w:p>
+            <w:r/>
+            <w:r>
+              <w:rPr>
+                <w:sz w:val="18"/>
+              </w:rPr>
+              <w:t>□ 확인</w:t>
+            </w:r>
+          </w:p>
+        </w:tc>
+      </w:tr>
     </w:tbl>
     <w:p/>
     <w:p>

--- a/docs-forms/07_수신확인서.docx
+++ b/docs-forms/07_수신확인서.docx
@@ -623,7 +623,7 @@
               <w:rPr>
                 <w:sz w:val="18"/>
               </w:rPr>
-              <w:t>개인정보 (계약 시 최소수집, 5년 보유 후 파기, 항공사·호텔·골프장·차량 제공, 국외이전 없음)</w:t>
+              <w:t>개인정보 (계약 시 최소수집, 5년 보유 후 파기, 항공사·호텔·골프장·차량 제공, 국외이전 시 §3-2·§4 별도 고지·동의)</w:t>
             </w:r>
           </w:p>
         </w:tc>

--- a/docs-forms/07_수신확인서.docx
+++ b/docs-forms/07_수신확인서.docx
@@ -214,7 +214,7 @@
               <w:rPr>
                 <w:sz w:val="18"/>
               </w:rPr>
-              <w:t>국외여행계약서 (희망여행·맞춤형)</w:t>
+              <w:t>국외여행계약서 (맞춤여행·개별 알선)</w:t>
             </w:r>
           </w:p>
         </w:tc>
@@ -503,7 +503,7 @@
               <w:rPr>
                 <w:sz w:val="18"/>
               </w:rPr>
-              <w:t>계약금 10% 이하, 잔금 출발 7일 전</w:t>
+              <w:t>예약금 미화 500달러 고정, 잔금 출발 7일 전 (임박 시 동시 전액)</w:t>
             </w:r>
           </w:p>
         </w:tc>
@@ -533,7 +533,7 @@
               <w:rPr>
                 <w:sz w:val="18"/>
               </w:rPr>
-              <w:t>최저인원 미달 시 출발 7일 전 통지, 위반 시 1일전 30%·당일 50% 배상</w:t>
+              <w:t>최소출발인원 없음 (1:1 맞춤여행)</w:t>
             </w:r>
           </w:p>
         </w:tc>
@@ -907,7 +907,7 @@
           <w:color w:val="444444"/>
           <w:sz w:val="17"/>
         </w:rPr>
-        <w:t>영업보증보험 3,000만원 가입 | 기획여행 미취급 · 희망여행(맞춤형만) 취급</w:t>
+        <w:t>영업보증보험 3,000만원 가입 | 기획여행 미취급 · 맞춤여행(개별 알선만) 취급</w:t>
       </w:r>
     </w:p>
     <w:sectPr>
